--- a/fåglar/A 15659-2021 prioriterade fågelarter.docx
+++ b/fåglar/A 15659-2021 prioriterade fågelarter.docx
@@ -82,7 +82,7 @@
         <w:t xml:space="preserve"> av </w:t>
       </w:r>
       <w:r>
-        <w:t>gråspett, spillkråka, talltita och tretåig hackspett</w:t>
+        <w:t>gråspett, sparvuggla, spillkråka, talltita och tretåig hackspett</w:t>
       </w:r>
       <w:r>
         <w:t xml:space="preserve">. </w:t>
@@ -217,7 +217,7 @@
           <w:rFonts w:asciiTheme="minorHAnsi" w:hAnsiTheme="minorHAnsi" w:cstheme="minorBidi"/>
           <w:lang w:eastAsia="en-US"/>
         </w:rPr>
-        <w:t>gråspett, spillkråka, talltita och tretåig hackspett</w:t>
+        <w:t>gråspett, sparvuggla, spillkråka, talltita och tretåig hackspett</w:t>
       </w:r>
       <w:r>
         <w:rPr>
@@ -519,7 +519,7 @@
     <w:p/>
     <w:p>
       <w:r>
-        <w:t>2026-03-24</w:t>
+        <w:t>2026-03-25</w:t>
       </w:r>
       <w:r>
         <w:t xml:space="preserve"> </w:t>

--- a/fåglar/A 15659-2021 prioriterade fågelarter.docx
+++ b/fåglar/A 15659-2021 prioriterade fågelarter.docx
@@ -519,7 +519,7 @@
     <w:p/>
     <w:p>
       <w:r>
-        <w:t>2026-03-25</w:t>
+        <w:t>2026-03-26</w:t>
       </w:r>
       <w:r>
         <w:t xml:space="preserve"> </w:t>

--- a/fåglar/A 15659-2021 prioriterade fågelarter.docx
+++ b/fåglar/A 15659-2021 prioriterade fågelarter.docx
@@ -519,7 +519,7 @@
     <w:p/>
     <w:p>
       <w:r>
-        <w:t>2026-03-26</w:t>
+        <w:t>2026-03-27</w:t>
       </w:r>
       <w:r>
         <w:t xml:space="preserve"> </w:t>

--- a/fåglar/A 15659-2021 prioriterade fågelarter.docx
+++ b/fåglar/A 15659-2021 prioriterade fågelarter.docx
@@ -519,7 +519,7 @@
     <w:p/>
     <w:p>
       <w:r>
-        <w:t>2026-03-27</w:t>
+        <w:t>2026-03-28</w:t>
       </w:r>
       <w:r>
         <w:t xml:space="preserve"> </w:t>

--- a/fåglar/A 15659-2021 prioriterade fågelarter.docx
+++ b/fåglar/A 15659-2021 prioriterade fågelarter.docx
@@ -519,7 +519,7 @@
     <w:p/>
     <w:p>
       <w:r>
-        <w:t>2026-03-28</w:t>
+        <w:t>2026-03-29</w:t>
       </w:r>
       <w:r>
         <w:t xml:space="preserve"> </w:t>

--- a/fåglar/A 15659-2021 prioriterade fågelarter.docx
+++ b/fåglar/A 15659-2021 prioriterade fågelarter.docx
@@ -519,7 +519,7 @@
     <w:p/>
     <w:p>
       <w:r>
-        <w:t>2026-03-29</w:t>
+        <w:t>2026-03-30</w:t>
       </w:r>
       <w:r>
         <w:t xml:space="preserve"> </w:t>

--- a/fåglar/A 15659-2021 prioriterade fågelarter.docx
+++ b/fåglar/A 15659-2021 prioriterade fågelarter.docx
@@ -519,7 +519,7 @@
     <w:p/>
     <w:p>
       <w:r>
-        <w:t>2026-03-30</w:t>
+        <w:t>2026-03-31</w:t>
       </w:r>
       <w:r>
         <w:t xml:space="preserve"> </w:t>

--- a/fåglar/A 15659-2021 prioriterade fågelarter.docx
+++ b/fåglar/A 15659-2021 prioriterade fågelarter.docx
@@ -519,7 +519,7 @@
     <w:p/>
     <w:p>
       <w:r>
-        <w:t>2026-03-31</w:t>
+        <w:t>2026-04-01</w:t>
       </w:r>
       <w:r>
         <w:t xml:space="preserve"> </w:t>

--- a/fåglar/A 15659-2021 prioriterade fågelarter.docx
+++ b/fåglar/A 15659-2021 prioriterade fågelarter.docx
@@ -519,7 +519,7 @@
     <w:p/>
     <w:p>
       <w:r>
-        <w:t>2026-04-01</w:t>
+        <w:t>2026-04-02</w:t>
       </w:r>
       <w:r>
         <w:t xml:space="preserve"> </w:t>

--- a/fåglar/A 15659-2021 prioriterade fågelarter.docx
+++ b/fåglar/A 15659-2021 prioriterade fågelarter.docx
@@ -519,7 +519,7 @@
     <w:p/>
     <w:p>
       <w:r>
-        <w:t>2026-04-02</w:t>
+        <w:t>2026-04-03</w:t>
       </w:r>
       <w:r>
         <w:t xml:space="preserve"> </w:t>

--- a/fåglar/A 15659-2021 prioriterade fågelarter.docx
+++ b/fåglar/A 15659-2021 prioriterade fågelarter.docx
@@ -519,7 +519,7 @@
     <w:p/>
     <w:p>
       <w:r>
-        <w:t>2026-04-03</w:t>
+        <w:t>2026-04-04</w:t>
       </w:r>
       <w:r>
         <w:t xml:space="preserve"> </w:t>

--- a/fåglar/A 15659-2021 prioriterade fågelarter.docx
+++ b/fåglar/A 15659-2021 prioriterade fågelarter.docx
@@ -519,7 +519,7 @@
     <w:p/>
     <w:p>
       <w:r>
-        <w:t>2026-04-04</w:t>
+        <w:t>2026-04-05</w:t>
       </w:r>
       <w:r>
         <w:t xml:space="preserve"> </w:t>
